--- a/samples/Swift_Freight_Damaged_Shipment_Claims_SOP.docx
+++ b/samples/Swift_Freight_Damaged_Shipment_Claims_SOP.docx
@@ -1140,7 +1140,7 @@
       <w:r>
         <w:drawing>
           <wp:inline distT="0" distB="0" distL="0" distR="0">
-            <wp:extent cx="5905500" cy="3371850"/>
+            <wp:extent cx="5905500" cy="4679349"/>
             <wp:effectExtent t="0" r="0" b="0" l="0"/>
             <wp:docPr id="1" name="" descr="" title=""/>
             <wp:cNvGraphicFramePr>
@@ -1165,7 +1165,7 @@
                   <pic:spPr bwMode="auto">
                     <a:xfrm>
                       <a:off x="0" y="0"/>
-                      <a:ext cx="5905500" cy="3371850"/>
+                      <a:ext cx="5905500" cy="4679349"/>
                     </a:xfrm>
                     <a:prstGeom prst="rect">
                       <a:avLst/>
@@ -1272,7 +1272,7 @@
           <w:sz w:val="22"/>
           <w:szCs w:val="22"/>
         </w:rPr>
-        <w:t xml:space="preserve">Record shipment ID, carrier name, and damage type in the claims tracker.</w:t>
+        <w:t>Record shipment ID, carrier name, and damage type in the claims tracker. (Quality Checkpoint 1) Check the photos against the photo checklist — 4 angles minimum, shipment label visible. If the photos or details are incomplete, re-inspect and re-photograph the shipment. If they are still incomplete on the second check, stop and escalate — the claim cannot be filed.</w:t>
       </w:r>
     </w:p>
     <w:p>
@@ -1326,7 +1326,15 @@
           <w:sz w:val="22"/>
           <w:szCs w:val="22"/>
         </w:rPr>
-        <w:t xml:space="preserve">Review the damage report and photos against the claim completeness checklist. (Quality Checkpoint 1)</w:t>
+        <w:t>Review the damage report and photos, then confirm the claim packet is ready to file.</w:t>
+      </w:r>
+      <w:r>
+        <w:rPr>
+          <w:rFonts w:ascii="Arial" w:cs="Arial" w:eastAsia="Arial" w:hAnsi="Arial"/>
+          <w:color w:val="000000"/>
+          <w:sz w:val="22"/>
+          <w:szCs w:val="22"/>
+        </w:rPr>
       </w:r>
     </w:p>
     <w:p>
@@ -1364,7 +1372,15 @@
           <w:sz w:val="22"/>
           <w:szCs w:val="22"/>
         </w:rPr>
-        <w:t xml:space="preserve">Submit the completed claim packet to the carrier before the filing deadline. (Quality Checkpoint 2)</w:t>
+        <w:t>Submit the completed claim packet to the carrier before the filing deadline. (Quality Checkpoint 2) If the packet has not reached the carrier, resubmit it immediately. If the filing deadline has already passed, stop and escalate to the manager — the claim is void.</w:t>
+      </w:r>
+      <w:r>
+        <w:rPr>
+          <w:rFonts w:ascii="Arial" w:cs="Arial" w:eastAsia="Arial" w:hAnsi="Arial"/>
+          <w:color w:val="000000"/>
+          <w:sz w:val="22"/>
+          <w:szCs w:val="22"/>
+        </w:rPr>
       </w:r>
     </w:p>
     <w:p>
